--- a/sample_protocols/Jeden zaměstnanec/LSZ_jedna_žena.DOCX
+++ b/sample_protocols/Jeden zaměstnanec/LSZ_jedna_žena.DOCX
@@ -594,9 +594,8 @@
           <w:highlight w:val="magenta"/>
           <w:lang w:eastAsia="cs-CZ"/>
         </w:rPr>
-        <w:t>{{section2_</w:t>
-      </w:r>
-      <w:proofErr w:type="gramStart"/>
+        <w:t>{{section2_firma.city</w:t>
+      </w:r>
       <w:r>
         <w:rPr>
           <w:rFonts w:ascii="Cambria" w:eastAsia="Times New Roman" w:hAnsi="Cambria" w:cs="Arial CE"/>
@@ -606,9 +605,18 @@
           <w:highlight w:val="magenta"/>
           <w:lang w:eastAsia="cs-CZ"/>
         </w:rPr>
-        <w:t>firma.city</w:t>
-      </w:r>
-      <w:proofErr w:type="gramEnd"/>
+        <w:t>}}</w:t>
+      </w:r>
+      <w:r>
+        <w:rPr>
+          <w:rFonts w:ascii="Cambria" w:eastAsia="Times New Roman" w:hAnsi="Cambria" w:cs="Arial CE"/>
+          <w:b/>
+          <w:sz w:val="24"/>
+          <w:szCs w:val="23"/>
+          <w:lang w:eastAsia="cs-CZ"/>
+        </w:rPr>
+        <w:t xml:space="preserve"> </w:t>
+      </w:r>
       <w:r>
         <w:rPr>
           <w:rFonts w:ascii="Cambria" w:eastAsia="Times New Roman" w:hAnsi="Cambria" w:cs="Arial CE"/>
@@ -618,17 +626,7 @@
           <w:highlight w:val="magenta"/>
           <w:lang w:eastAsia="cs-CZ"/>
         </w:rPr>
-        <w:t>}}</w:t>
-      </w:r>
-      <w:r>
-        <w:rPr>
-          <w:rFonts w:ascii="Cambria" w:eastAsia="Times New Roman" w:hAnsi="Cambria" w:cs="Arial CE"/>
-          <w:b/>
-          <w:sz w:val="24"/>
-          <w:szCs w:val="23"/>
-          <w:lang w:eastAsia="cs-CZ"/>
-        </w:rPr>
-        <w:t xml:space="preserve"> </w:t>
+        <w:t>{{section2_firma.city_district</w:t>
       </w:r>
       <w:r>
         <w:rPr>
@@ -639,9 +637,18 @@
           <w:highlight w:val="magenta"/>
           <w:lang w:eastAsia="cs-CZ"/>
         </w:rPr>
-        <w:t>{{section2_</w:t>
-      </w:r>
-      <w:proofErr w:type="gramStart"/>
+        <w:t>}}</w:t>
+      </w:r>
+      <w:r>
+        <w:rPr>
+          <w:rFonts w:ascii="Cambria" w:eastAsia="Times New Roman" w:hAnsi="Cambria" w:cs="Arial CE"/>
+          <w:b/>
+          <w:sz w:val="24"/>
+          <w:szCs w:val="23"/>
+          <w:lang w:eastAsia="cs-CZ"/>
+        </w:rPr>
+        <w:t xml:space="preserve"> </w:t>
+      </w:r>
       <w:r>
         <w:rPr>
           <w:rFonts w:ascii="Cambria" w:eastAsia="Times New Roman" w:hAnsi="Cambria" w:cs="Arial CE"/>
@@ -651,9 +658,8 @@
           <w:highlight w:val="magenta"/>
           <w:lang w:eastAsia="cs-CZ"/>
         </w:rPr>
-        <w:t>firma.city</w:t>
-      </w:r>
-      <w:proofErr w:type="gramEnd"/>
+        <w:t>{{section2_firma.postal_code</w:t>
+      </w:r>
       <w:r>
         <w:rPr>
           <w:rFonts w:ascii="Cambria" w:eastAsia="Times New Roman" w:hAnsi="Cambria" w:cs="Arial CE"/>
@@ -663,7 +669,38 @@
           <w:highlight w:val="magenta"/>
           <w:lang w:eastAsia="cs-CZ"/>
         </w:rPr>
-        <w:t>_district</w:t>
+        <w:t>}}</w:t>
+      </w:r>
+    </w:p>
+    <w:p>
+      <w:pPr>
+        <w:ind w:left="3540" w:hanging="3540"/>
+        <w:rPr>
+          <w:rFonts w:asciiTheme="majorHAnsi" w:hAnsiTheme="majorHAnsi"/>
+          <w:b/>
+          <w:bCs/>
+          <w:sz w:val="24"/>
+          <w:szCs w:val="24"/>
+          <w:lang w:eastAsia="cs-CZ"/>
+        </w:rPr>
+      </w:pPr>
+      <w:r>
+        <w:rPr>
+          <w:rFonts w:asciiTheme="majorHAnsi" w:hAnsiTheme="majorHAnsi"/>
+          <w:sz w:val="24"/>
+          <w:szCs w:val="24"/>
+          <w:lang w:eastAsia="cs-CZ"/>
+        </w:rPr>
+        <w:t>IČO:</w:t>
+      </w:r>
+      <w:r>
+        <w:rPr>
+          <w:rFonts w:asciiTheme="majorHAnsi" w:hAnsiTheme="majorHAnsi"/>
+          <w:sz w:val="24"/>
+          <w:szCs w:val="24"/>
+          <w:lang w:eastAsia="cs-CZ"/>
+        </w:rPr>
+        <w:tab/>
       </w:r>
       <w:r>
         <w:rPr>
@@ -674,17 +711,7 @@
           <w:highlight w:val="magenta"/>
           <w:lang w:eastAsia="cs-CZ"/>
         </w:rPr>
-        <w:t>}}</w:t>
-      </w:r>
-      <w:r>
-        <w:rPr>
-          <w:rFonts w:ascii="Cambria" w:eastAsia="Times New Roman" w:hAnsi="Cambria" w:cs="Arial CE"/>
-          <w:b/>
-          <w:sz w:val="24"/>
-          <w:szCs w:val="23"/>
-          <w:lang w:eastAsia="cs-CZ"/>
-        </w:rPr>
-        <w:t xml:space="preserve"> </w:t>
+        <w:t>{{section2_firma.ico</w:t>
       </w:r>
       <w:r>
         <w:rPr>
@@ -695,94 +722,6 @@
           <w:highlight w:val="magenta"/>
           <w:lang w:eastAsia="cs-CZ"/>
         </w:rPr>
-        <w:t>{{section2_</w:t>
-      </w:r>
-      <w:proofErr w:type="gramStart"/>
-      <w:r>
-        <w:rPr>
-          <w:rFonts w:ascii="Cambria" w:eastAsia="Times New Roman" w:hAnsi="Cambria" w:cs="Arial CE"/>
-          <w:b/>
-          <w:sz w:val="24"/>
-          <w:szCs w:val="23"/>
-          <w:highlight w:val="magenta"/>
-          <w:lang w:eastAsia="cs-CZ"/>
-        </w:rPr>
-        <w:t>firma.postal</w:t>
-      </w:r>
-      <w:proofErr w:type="gramEnd"/>
-      <w:r>
-        <w:rPr>
-          <w:rFonts w:ascii="Cambria" w:eastAsia="Times New Roman" w:hAnsi="Cambria" w:cs="Arial CE"/>
-          <w:b/>
-          <w:sz w:val="24"/>
-          <w:szCs w:val="23"/>
-          <w:highlight w:val="magenta"/>
-          <w:lang w:eastAsia="cs-CZ"/>
-        </w:rPr>
-        <w:t>_code</w:t>
-      </w:r>
-      <w:r>
-        <w:rPr>
-          <w:rFonts w:ascii="Cambria" w:eastAsia="Times New Roman" w:hAnsi="Cambria" w:cs="Arial CE"/>
-          <w:b/>
-          <w:sz w:val="24"/>
-          <w:szCs w:val="23"/>
-          <w:highlight w:val="magenta"/>
-          <w:lang w:eastAsia="cs-CZ"/>
-        </w:rPr>
-        <w:t>}}</w:t>
-      </w:r>
-    </w:p>
-    <w:p>
-      <w:pPr>
-        <w:ind w:left="3540" w:hanging="3540"/>
-        <w:rPr>
-          <w:rFonts w:asciiTheme="majorHAnsi" w:hAnsiTheme="majorHAnsi"/>
-          <w:b/>
-          <w:bCs/>
-          <w:sz w:val="24"/>
-          <w:szCs w:val="24"/>
-          <w:lang w:eastAsia="cs-CZ"/>
-        </w:rPr>
-      </w:pPr>
-      <w:r>
-        <w:rPr>
-          <w:rFonts w:asciiTheme="majorHAnsi" w:hAnsiTheme="majorHAnsi"/>
-          <w:sz w:val="24"/>
-          <w:szCs w:val="24"/>
-          <w:lang w:eastAsia="cs-CZ"/>
-        </w:rPr>
-        <w:t>IČO:</w:t>
-      </w:r>
-      <w:r>
-        <w:rPr>
-          <w:rFonts w:asciiTheme="majorHAnsi" w:hAnsiTheme="majorHAnsi"/>
-          <w:sz w:val="24"/>
-          <w:szCs w:val="24"/>
-          <w:lang w:eastAsia="cs-CZ"/>
-        </w:rPr>
-        <w:tab/>
-      </w:r>
-      <w:r>
-        <w:rPr>
-          <w:rFonts w:ascii="Cambria" w:eastAsia="Times New Roman" w:hAnsi="Cambria" w:cs="Arial CE"/>
-          <w:b/>
-          <w:sz w:val="24"/>
-          <w:szCs w:val="23"/>
-          <w:highlight w:val="magenta"/>
-          <w:lang w:eastAsia="cs-CZ"/>
-        </w:rPr>
-        <w:t>{{section2_firma.ico</w:t>
-      </w:r>
-      <w:r>
-        <w:rPr>
-          <w:rFonts w:ascii="Cambria" w:eastAsia="Times New Roman" w:hAnsi="Cambria" w:cs="Arial CE"/>
-          <w:b/>
-          <w:sz w:val="24"/>
-          <w:szCs w:val="23"/>
-          <w:highlight w:val="magenta"/>
-          <w:lang w:eastAsia="cs-CZ"/>
-        </w:rPr>
         <w:t>}}</w:t>
       </w:r>
     </w:p>
@@ -861,9 +800,8 @@
           <w:szCs w:val="24"/>
           <w:lang w:eastAsia="cs-CZ"/>
         </w:rPr>
-        <w:t>{{section2_</w:t>
-      </w:r>
-      <w:proofErr w:type="gramStart"/>
+        <w:t>{{section2_firma.profession_name}}</w:t>
+      </w:r>
       <w:r>
         <w:rPr>
           <w:rFonts w:ascii="Cambria" w:eastAsia="Times New Roman" w:hAnsi="Cambria" w:cs="Arial CE"/>
@@ -872,10 +810,11 @@
           <w:szCs w:val="24"/>
           <w:lang w:eastAsia="cs-CZ"/>
         </w:rPr>
-        <w:t>firma.profession</w:t>
-      </w:r>
-      <w:proofErr w:type="gramEnd"/>
-      <w:r>
+        <w:t xml:space="preserve"> - žena</w:t>
+      </w:r>
+    </w:p>
+    <w:p>
+      <w:pPr>
         <w:rPr>
           <w:rFonts w:ascii="Cambria" w:eastAsia="Times New Roman" w:hAnsi="Cambria" w:cs="Arial CE"/>
           <w:b/>
@@ -883,11 +822,35 @@
           <w:szCs w:val="24"/>
           <w:lang w:eastAsia="cs-CZ"/>
         </w:rPr>
-        <w:t>_name}}</w:t>
-      </w:r>
-    </w:p>
-    <w:p>
-      <w:pPr>
+      </w:pPr>
+      <w:r>
+        <w:rPr>
+          <w:rFonts w:asciiTheme="majorHAnsi" w:hAnsiTheme="majorHAnsi"/>
+          <w:sz w:val="24"/>
+          <w:szCs w:val="24"/>
+          <w:lang w:eastAsia="cs-CZ"/>
+        </w:rPr>
+        <w:t>Pracoviště:</w:t>
+      </w:r>
+      <w:r>
+        <w:rPr>
+          <w:rFonts w:asciiTheme="majorHAnsi" w:hAnsiTheme="majorHAnsi"/>
+          <w:sz w:val="24"/>
+          <w:szCs w:val="24"/>
+          <w:lang w:eastAsia="cs-CZ"/>
+        </w:rPr>
+        <w:tab/>
+      </w:r>
+      <w:r>
+        <w:rPr>
+          <w:rFonts w:asciiTheme="majorHAnsi" w:hAnsiTheme="majorHAnsi"/>
+          <w:sz w:val="24"/>
+          <w:szCs w:val="24"/>
+          <w:lang w:eastAsia="cs-CZ"/>
+        </w:rPr>
+        <w:tab/>
+      </w:r>
+      <w:r>
         <w:rPr>
           <w:rFonts w:ascii="Cambria" w:eastAsia="Times New Roman" w:hAnsi="Cambria" w:cs="Arial CE"/>
           <w:b/>
@@ -895,65 +858,7 @@
           <w:szCs w:val="24"/>
           <w:lang w:eastAsia="cs-CZ"/>
         </w:rPr>
-      </w:pPr>
-      <w:r>
-        <w:rPr>
-          <w:rFonts w:asciiTheme="majorHAnsi" w:hAnsiTheme="majorHAnsi"/>
-          <w:sz w:val="24"/>
-          <w:szCs w:val="24"/>
-          <w:lang w:eastAsia="cs-CZ"/>
-        </w:rPr>
-        <w:t>Pracoviště:</w:t>
-      </w:r>
-      <w:r>
-        <w:rPr>
-          <w:rFonts w:asciiTheme="majorHAnsi" w:hAnsiTheme="majorHAnsi"/>
-          <w:sz w:val="24"/>
-          <w:szCs w:val="24"/>
-          <w:lang w:eastAsia="cs-CZ"/>
-        </w:rPr>
-        <w:tab/>
-      </w:r>
-      <w:r>
-        <w:rPr>
-          <w:rFonts w:asciiTheme="majorHAnsi" w:hAnsiTheme="majorHAnsi"/>
-          <w:sz w:val="24"/>
-          <w:szCs w:val="24"/>
-          <w:lang w:eastAsia="cs-CZ"/>
-        </w:rPr>
-        <w:tab/>
-      </w:r>
-      <w:r>
-        <w:rPr>
-          <w:rFonts w:ascii="Cambria" w:eastAsia="Times New Roman" w:hAnsi="Cambria" w:cs="Arial CE"/>
-          <w:b/>
-          <w:sz w:val="24"/>
-          <w:szCs w:val="24"/>
-          <w:lang w:eastAsia="cs-CZ"/>
-        </w:rPr>
-        <w:t>{{section2_</w:t>
-      </w:r>
-      <w:proofErr w:type="gramStart"/>
-      <w:r>
-        <w:rPr>
-          <w:rFonts w:ascii="Cambria" w:eastAsia="Times New Roman" w:hAnsi="Cambria" w:cs="Arial CE"/>
-          <w:b/>
-          <w:sz w:val="24"/>
-          <w:szCs w:val="24"/>
-          <w:lang w:eastAsia="cs-CZ"/>
-        </w:rPr>
-        <w:t>firma.workplace</w:t>
-      </w:r>
-      <w:proofErr w:type="gramEnd"/>
-      <w:r>
-        <w:rPr>
-          <w:rFonts w:ascii="Cambria" w:eastAsia="Times New Roman" w:hAnsi="Cambria" w:cs="Arial CE"/>
-          <w:b/>
-          <w:sz w:val="24"/>
-          <w:szCs w:val="24"/>
-          <w:lang w:eastAsia="cs-CZ"/>
-        </w:rPr>
-        <w:t>}}</w:t>
+        <w:t>{{section2_firma.workplace}}</w:t>
       </w:r>
     </w:p>
     <w:p>
@@ -1245,9 +1150,8 @@
           <w:highlight w:val="magenta"/>
           <w:lang w:eastAsia="cs-CZ"/>
         </w:rPr>
-        <w:t>LSZ {{section2_</w:t>
-      </w:r>
-      <w:proofErr w:type="gramStart"/>
+        <w:t>LSZ {{section2_firma.evidence_number</w:t>
+      </w:r>
       <w:r>
         <w:rPr>
           <w:sz w:val="20"/>
@@ -1255,9 +1159,8 @@
           <w:highlight w:val="magenta"/>
           <w:lang w:eastAsia="cs-CZ"/>
         </w:rPr>
-        <w:t>firma.evidence</w:t>
-      </w:r>
-      <w:proofErr w:type="gramEnd"/>
+        <w:t>}}</w:t>
+      </w:r>
       <w:r>
         <w:rPr>
           <w:sz w:val="20"/>
@@ -1265,36 +1168,7 @@
           <w:highlight w:val="magenta"/>
           <w:lang w:eastAsia="cs-CZ"/>
         </w:rPr>
-        <w:t>_number</w:t>
-      </w:r>
-      <w:proofErr w:type="gramStart"/>
-      <w:r>
-        <w:rPr>
-          <w:sz w:val="20"/>
-          <w:szCs w:val="20"/>
-          <w:highlight w:val="magenta"/>
-          <w:lang w:eastAsia="cs-CZ"/>
-        </w:rPr>
-        <w:t>}}</w:t>
-      </w:r>
-      <w:r>
-        <w:rPr>
-          <w:sz w:val="20"/>
-          <w:szCs w:val="20"/>
-          <w:highlight w:val="magenta"/>
-          <w:lang w:eastAsia="cs-CZ"/>
-        </w:rPr>
-        <w:t>/</w:t>
-      </w:r>
-      <w:proofErr w:type="gramEnd"/>
-      <w:r>
-        <w:rPr>
-          <w:sz w:val="20"/>
-          <w:szCs w:val="20"/>
-          <w:highlight w:val="magenta"/>
-          <w:lang w:eastAsia="cs-CZ"/>
-        </w:rPr>
-        <w:t>2025</w:t>
+        <w:t>/2025</w:t>
       </w:r>
     </w:p>
     <w:p>
@@ -2614,17 +2488,8 @@
           <w:highlight w:val="magenta"/>
           <w:lang w:eastAsia="cs-CZ"/>
         </w:rPr>
-        <w:t>{{section4_worker_</w:t>
-      </w:r>
-      <w:proofErr w:type="gramStart"/>
-      <w:r>
-        <w:rPr>
-          <w:highlight w:val="magenta"/>
-          <w:lang w:eastAsia="cs-CZ"/>
-        </w:rPr>
-        <w:t>a.initials</w:t>
-      </w:r>
-      <w:proofErr w:type="gramEnd"/>
+        <w:t>{{section4_worker_a.initials</w:t>
+      </w:r>
       <w:r>
         <w:rPr>
           <w:highlight w:val="magenta"/>
@@ -2693,25 +2558,7 @@
           <w:szCs w:val="20"/>
           <w:lang w:eastAsia="cs-CZ"/>
         </w:rPr>
-        <w:t>{{section2_</w:t>
-      </w:r>
-      <w:proofErr w:type="gramStart"/>
-      <w:r>
-        <w:rPr>
-          <w:i/>
-          <w:szCs w:val="20"/>
-          <w:lang w:eastAsia="cs-CZ"/>
-        </w:rPr>
-        <w:t>firma.workplace</w:t>
-      </w:r>
-      <w:proofErr w:type="gramEnd"/>
-      <w:r>
-        <w:rPr>
-          <w:i/>
-          <w:szCs w:val="20"/>
-          <w:lang w:eastAsia="cs-CZ"/>
-        </w:rPr>
-        <w:t>}}</w:t>
+        <w:t>{{section2_firma.workplace}}</w:t>
       </w:r>
       <w:r>
         <w:rPr>
@@ -2735,9 +2582,8 @@
           <w:szCs w:val="20"/>
           <w:lang w:eastAsia="cs-CZ"/>
         </w:rPr>
-        <w:t>{{section2_</w:t>
-      </w:r>
-      <w:proofErr w:type="gramStart"/>
+        <w:t>{{section2_firma.profession_name}}</w:t>
+      </w:r>
       <w:r>
         <w:rPr>
           <w:rFonts w:cstheme="minorHAnsi"/>
@@ -2745,9 +2591,8 @@
           <w:szCs w:val="20"/>
           <w:lang w:eastAsia="cs-CZ"/>
         </w:rPr>
-        <w:t>firma.profession</w:t>
-      </w:r>
-      <w:proofErr w:type="gramEnd"/>
+        <w:t xml:space="preserve"> - </w:t>
+      </w:r>
       <w:r>
         <w:rPr>
           <w:rFonts w:cstheme="minorHAnsi"/>
@@ -2755,7 +2600,7 @@
           <w:szCs w:val="20"/>
           <w:lang w:eastAsia="cs-CZ"/>
         </w:rPr>
-        <w:t>_name}}</w:t>
+        <w:t>žena</w:t>
       </w:r>
       <w:r>
         <w:rPr>
@@ -2764,24 +2609,6 @@
           <w:szCs w:val="20"/>
           <w:lang w:eastAsia="cs-CZ"/>
         </w:rPr>
-        <w:t xml:space="preserve"> - </w:t>
-      </w:r>
-      <w:r>
-        <w:rPr>
-          <w:rFonts w:cstheme="minorHAnsi"/>
-          <w:i/>
-          <w:szCs w:val="20"/>
-          <w:lang w:eastAsia="cs-CZ"/>
-        </w:rPr>
-        <w:t>žena</w:t>
-      </w:r>
-      <w:r>
-        <w:rPr>
-          <w:rFonts w:cstheme="minorHAnsi"/>
-          <w:i/>
-          <w:szCs w:val="20"/>
-          <w:lang w:eastAsia="cs-CZ"/>
-        </w:rPr>
         <w:t>.</w:t>
       </w:r>
       <w:r>
@@ -2807,28 +2634,13 @@
         <w:rPr>
           <w:lang w:eastAsia="cs-CZ"/>
         </w:rPr>
-        <w:t>{{section4_worker_</w:t>
-      </w:r>
-      <w:proofErr w:type="gramStart"/>
-      <w:r>
-        <w:rPr>
-          <w:lang w:eastAsia="cs-CZ"/>
-        </w:rPr>
-        <w:t>a.breaks</w:t>
-      </w:r>
-      <w:proofErr w:type="gramEnd"/>
-      <w:r>
-        <w:rPr>
-          <w:lang w:eastAsia="cs-CZ"/>
-        </w:rPr>
-        <w:t>|czech</w:t>
-      </w:r>
-      <w:proofErr w:type="gramStart"/>
-      <w:r>
-        <w:rPr>
-          <w:lang w:eastAsia="cs-CZ"/>
-        </w:rPr>
-        <w:t>}}</w:t>
+        <w:t>{{section4_worker_a.breaks</w:t>
+      </w:r>
+      <w:r>
+        <w:rPr>
+          <w:lang w:eastAsia="cs-CZ"/>
+        </w:rPr>
+        <w:t>|czech}}</w:t>
       </w:r>
       <w:r>
         <w:rPr>
@@ -2840,14 +2652,7 @@
         <w:rPr>
           <w:lang w:eastAsia="cs-CZ"/>
         </w:rPr>
-        <w:t> minut</w:t>
-      </w:r>
-      <w:proofErr w:type="gramEnd"/>
-      <w:r>
-        <w:rPr>
-          <w:lang w:eastAsia="cs-CZ"/>
-        </w:rPr>
-        <w:t>.</w:t>
+        <w:t> minut.</w:t>
       </w:r>
     </w:p>
     <w:bookmarkEnd w:id="7"/>
@@ -3271,7 +3076,7 @@
         <w:tc>
           <w:tcPr>
             <w:tcW w:w="1300" w:type="pct"/>
-            <w:shd w:val="clear" w:color="auto" w:fill="DBE5F1" w:themeFill="accent1" w:themeFillTint="33"/>
+            <w:shd w:val="clear" w:color="auto" w:fill="FDE9D9" w:themeFill="accent6" w:themeFillTint="33"/>
             <w:vAlign w:val="center"/>
           </w:tcPr>
           <w:p>
@@ -3290,32 +3095,14 @@
                 <w:szCs w:val="20"/>
                 <w:highlight w:val="magenta"/>
               </w:rPr>
-              <w:t>{{section2_</w:t>
-            </w:r>
-            <w:proofErr w:type="gramStart"/>
+              <w:t>{{section2_firma.measurement_date</w:t>
+            </w:r>
             <w:r>
               <w:rPr>
                 <w:rFonts w:ascii="Calibri" w:hAnsi="Calibri" w:cs="Calibri"/>
                 <w:szCs w:val="20"/>
                 <w:highlight w:val="magenta"/>
               </w:rPr>
-              <w:t>firma.measurement</w:t>
-            </w:r>
-            <w:proofErr w:type="gramEnd"/>
-            <w:r>
-              <w:rPr>
-                <w:rFonts w:ascii="Calibri" w:hAnsi="Calibri" w:cs="Calibri"/>
-                <w:szCs w:val="20"/>
-                <w:highlight w:val="magenta"/>
-              </w:rPr>
-              <w:t>_date</w:t>
-            </w:r>
-            <w:r>
-              <w:rPr>
-                <w:rFonts w:ascii="Calibri" w:hAnsi="Calibri" w:cs="Calibri"/>
-                <w:szCs w:val="20"/>
-                <w:highlight w:val="magenta"/>
-              </w:rPr>
               <w:t>|czech}}</w:t>
             </w:r>
           </w:p>
@@ -3323,7 +3110,7 @@
         <w:tc>
           <w:tcPr>
             <w:tcW w:w="1155" w:type="pct"/>
-            <w:shd w:val="clear" w:color="auto" w:fill="DBE5F1" w:themeFill="accent1" w:themeFillTint="33"/>
+            <w:shd w:val="clear" w:color="auto" w:fill="FDE9D9" w:themeFill="accent6" w:themeFillTint="33"/>
             <w:vAlign w:val="center"/>
           </w:tcPr>
           <w:p>
@@ -3357,7 +3144,7 @@
         <w:tc>
           <w:tcPr>
             <w:tcW w:w="1209" w:type="pct"/>
-            <w:shd w:val="clear" w:color="auto" w:fill="DBE5F1" w:themeFill="accent1" w:themeFillTint="33"/>
+            <w:shd w:val="clear" w:color="auto" w:fill="FDE9D9" w:themeFill="accent6" w:themeFillTint="33"/>
             <w:vAlign w:val="center"/>
           </w:tcPr>
           <w:p>
@@ -3391,7 +3178,7 @@
         <w:tc>
           <w:tcPr>
             <w:tcW w:w="245" w:type="pct"/>
-            <w:shd w:val="clear" w:color="auto" w:fill="DBE5F1" w:themeFill="accent1" w:themeFillTint="33"/>
+            <w:shd w:val="clear" w:color="auto" w:fill="FDE9D9" w:themeFill="accent6" w:themeFillTint="33"/>
             <w:vAlign w:val="center"/>
           </w:tcPr>
           <w:p>
@@ -3425,7 +3212,7 @@
         <w:tc>
           <w:tcPr>
             <w:tcW w:w="436" w:type="pct"/>
-            <w:shd w:val="clear" w:color="auto" w:fill="DBE5F1" w:themeFill="accent1" w:themeFillTint="33"/>
+            <w:shd w:val="clear" w:color="auto" w:fill="FDE9D9" w:themeFill="accent6" w:themeFillTint="33"/>
             <w:vAlign w:val="center"/>
           </w:tcPr>
           <w:p>
@@ -3459,7 +3246,7 @@
         <w:tc>
           <w:tcPr>
             <w:tcW w:w="272" w:type="pct"/>
-            <w:shd w:val="clear" w:color="auto" w:fill="DBE5F1" w:themeFill="accent1" w:themeFillTint="33"/>
+            <w:shd w:val="clear" w:color="auto" w:fill="FDE9D9" w:themeFill="accent6" w:themeFillTint="33"/>
             <w:vAlign w:val="center"/>
           </w:tcPr>
           <w:p>
@@ -3493,7 +3280,7 @@
         <w:tc>
           <w:tcPr>
             <w:tcW w:w="382" w:type="pct"/>
-            <w:shd w:val="clear" w:color="auto" w:fill="DBE5F1" w:themeFill="accent1" w:themeFillTint="33"/>
+            <w:shd w:val="clear" w:color="auto" w:fill="FDE9D9" w:themeFill="accent6" w:themeFillTint="33"/>
             <w:vAlign w:val="center"/>
           </w:tcPr>
           <w:p>
@@ -3721,9 +3508,8 @@
           <w:highlight w:val="magenta"/>
           <w:lang w:eastAsia="cs-CZ"/>
         </w:rPr>
-        <w:t>{{section4_worker_</w:t>
-      </w:r>
-      <w:proofErr w:type="gramStart"/>
+        <w:t>{{section4_worker_a.work_duration</w:t>
+      </w:r>
       <w:r>
         <w:rPr>
           <w:rFonts w:cstheme="minorHAnsi"/>
@@ -3732,9 +3518,133 @@
           <w:highlight w:val="magenta"/>
           <w:lang w:eastAsia="cs-CZ"/>
         </w:rPr>
-        <w:t>a.work</w:t>
-      </w:r>
-      <w:proofErr w:type="gramEnd"/>
+        <w:t>|czech}}</w:t>
+      </w:r>
+      <w:r>
+        <w:rPr>
+          <w:rFonts w:cstheme="minorHAnsi"/>
+          <w:bCs/>
+          <w:szCs w:val="20"/>
+          <w:lang w:eastAsia="cs-CZ"/>
+        </w:rPr>
+        <w:t xml:space="preserve"> </w:t>
+      </w:r>
+      <w:r>
+        <w:rPr>
+          <w:rFonts w:cstheme="minorHAnsi"/>
+          <w:bCs/>
+          <w:szCs w:val="20"/>
+          <w:lang w:eastAsia="cs-CZ"/>
+        </w:rPr>
+        <w:t xml:space="preserve"> min</w:t>
+      </w:r>
+    </w:p>
+    <w:p>
+      <w:pPr>
+        <w:spacing w:line="276" w:lineRule="auto"/>
+        <w:jc w:val="both"/>
+        <w:rPr>
+          <w:rFonts w:cstheme="minorHAnsi"/>
+          <w:b/>
+          <w:szCs w:val="20"/>
+          <w:lang w:eastAsia="cs-CZ"/>
+        </w:rPr>
+      </w:pPr>
+      <w:r>
+        <w:rPr>
+          <w:rFonts w:cstheme="minorHAnsi"/>
+          <w:b/>
+          <w:szCs w:val="20"/>
+          <w:lang w:eastAsia="cs-CZ"/>
+        </w:rPr>
+        <w:t>Přestávka na jídlo a oddech:</w:t>
+      </w:r>
+      <w:r>
+        <w:rPr>
+          <w:rFonts w:cstheme="minorHAnsi"/>
+          <w:b/>
+          <w:szCs w:val="20"/>
+          <w:lang w:eastAsia="cs-CZ"/>
+        </w:rPr>
+        <w:tab/>
+      </w:r>
+      <w:r>
+        <w:rPr>
+          <w:rFonts w:cstheme="minorHAnsi"/>
+          <w:b/>
+          <w:szCs w:val="20"/>
+          <w:highlight w:val="magenta"/>
+          <w:lang w:eastAsia="cs-CZ"/>
+        </w:rPr>
+        <w:t>{{section4_worker_a.breaks</w:t>
+      </w:r>
+      <w:r>
+        <w:rPr>
+          <w:rFonts w:cstheme="minorHAnsi"/>
+          <w:b/>
+          <w:szCs w:val="20"/>
+          <w:highlight w:val="magenta"/>
+          <w:lang w:eastAsia="cs-CZ"/>
+        </w:rPr>
+        <w:t>|czech}}</w:t>
+      </w:r>
+      <w:r>
+        <w:rPr>
+          <w:rFonts w:cstheme="minorHAnsi"/>
+          <w:bCs/>
+          <w:szCs w:val="20"/>
+          <w:lang w:eastAsia="cs-CZ"/>
+        </w:rPr>
+        <w:t xml:space="preserve"> </w:t>
+      </w:r>
+      <w:r>
+        <w:rPr>
+          <w:rFonts w:cstheme="minorHAnsi"/>
+          <w:bCs/>
+          <w:szCs w:val="20"/>
+          <w:lang w:eastAsia="cs-CZ"/>
+        </w:rPr>
+        <w:t xml:space="preserve"> min</w:t>
+      </w:r>
+    </w:p>
+    <w:p>
+      <w:pPr>
+        <w:spacing w:line="276" w:lineRule="auto"/>
+        <w:rPr>
+          <w:rFonts w:cstheme="minorHAnsi"/>
+          <w:bCs/>
+          <w:szCs w:val="20"/>
+          <w:lang w:eastAsia="cs-CZ"/>
+        </w:rPr>
+      </w:pPr>
+      <w:r>
+        <w:rPr>
+          <w:rFonts w:cstheme="minorHAnsi"/>
+          <w:b/>
+          <w:szCs w:val="20"/>
+          <w:lang w:eastAsia="cs-CZ"/>
+        </w:rPr>
+        <w:t xml:space="preserve">Doba výkonu práce: </w:t>
+      </w:r>
+      <w:r>
+        <w:rPr>
+          <w:rFonts w:cstheme="minorHAnsi"/>
+          <w:b/>
+          <w:szCs w:val="20"/>
+          <w:lang w:eastAsia="cs-CZ"/>
+        </w:rPr>
+        <w:tab/>
+      </w:r>
+      <w:r>
+        <w:rPr>
+          <w:rFonts w:cstheme="minorHAnsi"/>
+          <w:b/>
+          <w:szCs w:val="20"/>
+          <w:lang w:eastAsia="cs-CZ"/>
+        </w:rPr>
+        <w:tab/>
+      </w:r>
+      <w:bookmarkEnd w:id="10"/>
       <w:r>
         <w:rPr>
           <w:rFonts w:cstheme="minorHAnsi"/>
@@ -3743,7 +3653,7 @@
           <w:highlight w:val="magenta"/>
           <w:lang w:eastAsia="cs-CZ"/>
         </w:rPr>
-        <w:t>_duration</w:t>
+        <w:t>{{section4_worker_a.work_duration_min</w:t>
       </w:r>
       <w:r>
         <w:rPr>
@@ -3753,9 +3663,35 @@
           <w:highlight w:val="magenta"/>
           <w:lang w:eastAsia="cs-CZ"/>
         </w:rPr>
-        <w:t>|czech</w:t>
-      </w:r>
-      <w:proofErr w:type="gramStart"/>
+        <w:t>|czech}}</w:t>
+      </w:r>
+      <w:r>
+        <w:rPr>
+          <w:rFonts w:cstheme="minorHAnsi"/>
+          <w:bCs/>
+          <w:szCs w:val="20"/>
+          <w:lang w:eastAsia="cs-CZ"/>
+        </w:rPr>
+        <w:t xml:space="preserve"> </w:t>
+      </w:r>
+      <w:r>
+        <w:rPr>
+          <w:rFonts w:cstheme="minorHAnsi"/>
+          <w:bCs/>
+          <w:szCs w:val="20"/>
+          <w:lang w:eastAsia="cs-CZ"/>
+        </w:rPr>
+        <w:t xml:space="preserve"> min</w:t>
+      </w:r>
+      <w:r>
+        <w:rPr>
+          <w:rFonts w:cstheme="minorHAnsi"/>
+          <w:bCs/>
+          <w:szCs w:val="20"/>
+          <w:lang w:eastAsia="cs-CZ"/>
+        </w:rPr>
+        <w:t xml:space="preserve"> + </w:t>
+      </w:r>
       <w:r>
         <w:rPr>
           <w:rFonts w:cstheme="minorHAnsi"/>
@@ -3764,270 +3700,7 @@
           <w:highlight w:val="magenta"/>
           <w:lang w:eastAsia="cs-CZ"/>
         </w:rPr>
-        <w:t>}}</w:t>
-      </w:r>
-      <w:r>
-        <w:rPr>
-          <w:rFonts w:cstheme="minorHAnsi"/>
-          <w:bCs/>
-          <w:szCs w:val="20"/>
-          <w:lang w:eastAsia="cs-CZ"/>
-        </w:rPr>
-        <w:t xml:space="preserve"> </w:t>
-      </w:r>
-      <w:r>
-        <w:rPr>
-          <w:rFonts w:cstheme="minorHAnsi"/>
-          <w:bCs/>
-          <w:szCs w:val="20"/>
-          <w:lang w:eastAsia="cs-CZ"/>
-        </w:rPr>
-        <w:t xml:space="preserve"> min</w:t>
-      </w:r>
-      <w:proofErr w:type="gramEnd"/>
-    </w:p>
-    <w:p>
-      <w:pPr>
-        <w:spacing w:line="276" w:lineRule="auto"/>
-        <w:jc w:val="both"/>
-        <w:rPr>
-          <w:rFonts w:cstheme="minorHAnsi"/>
-          <w:b/>
-          <w:szCs w:val="20"/>
-          <w:lang w:eastAsia="cs-CZ"/>
-        </w:rPr>
-      </w:pPr>
-      <w:r>
-        <w:rPr>
-          <w:rFonts w:cstheme="minorHAnsi"/>
-          <w:b/>
-          <w:szCs w:val="20"/>
-          <w:lang w:eastAsia="cs-CZ"/>
-        </w:rPr>
-        <w:t>Přestávka na jídlo a oddech:</w:t>
-      </w:r>
-      <w:r>
-        <w:rPr>
-          <w:rFonts w:cstheme="minorHAnsi"/>
-          <w:b/>
-          <w:szCs w:val="20"/>
-          <w:lang w:eastAsia="cs-CZ"/>
-        </w:rPr>
-        <w:tab/>
-      </w:r>
-      <w:r>
-        <w:rPr>
-          <w:rFonts w:cstheme="minorHAnsi"/>
-          <w:b/>
-          <w:szCs w:val="20"/>
-          <w:highlight w:val="magenta"/>
-          <w:lang w:eastAsia="cs-CZ"/>
-        </w:rPr>
-        <w:t>{{section4_worker_</w:t>
-      </w:r>
-      <w:proofErr w:type="gramStart"/>
-      <w:r>
-        <w:rPr>
-          <w:rFonts w:cstheme="minorHAnsi"/>
-          <w:b/>
-          <w:szCs w:val="20"/>
-          <w:highlight w:val="magenta"/>
-          <w:lang w:eastAsia="cs-CZ"/>
-        </w:rPr>
-        <w:t>a.breaks</w:t>
-      </w:r>
-      <w:proofErr w:type="gramEnd"/>
-      <w:r>
-        <w:rPr>
-          <w:rFonts w:cstheme="minorHAnsi"/>
-          <w:b/>
-          <w:szCs w:val="20"/>
-          <w:highlight w:val="magenta"/>
-          <w:lang w:eastAsia="cs-CZ"/>
-        </w:rPr>
-        <w:t>|czech</w:t>
-      </w:r>
-      <w:proofErr w:type="gramStart"/>
-      <w:r>
-        <w:rPr>
-          <w:rFonts w:cstheme="minorHAnsi"/>
-          <w:b/>
-          <w:szCs w:val="20"/>
-          <w:highlight w:val="magenta"/>
-          <w:lang w:eastAsia="cs-CZ"/>
-        </w:rPr>
-        <w:t>}}</w:t>
-      </w:r>
-      <w:r>
-        <w:rPr>
-          <w:rFonts w:cstheme="minorHAnsi"/>
-          <w:bCs/>
-          <w:szCs w:val="20"/>
-          <w:lang w:eastAsia="cs-CZ"/>
-        </w:rPr>
-        <w:t xml:space="preserve"> </w:t>
-      </w:r>
-      <w:r>
-        <w:rPr>
-          <w:rFonts w:cstheme="minorHAnsi"/>
-          <w:bCs/>
-          <w:szCs w:val="20"/>
-          <w:lang w:eastAsia="cs-CZ"/>
-        </w:rPr>
-        <w:t xml:space="preserve"> min</w:t>
-      </w:r>
-      <w:proofErr w:type="gramEnd"/>
-    </w:p>
-    <w:p>
-      <w:pPr>
-        <w:spacing w:line="276" w:lineRule="auto"/>
-        <w:rPr>
-          <w:rFonts w:cstheme="minorHAnsi"/>
-          <w:bCs/>
-          <w:szCs w:val="20"/>
-          <w:lang w:eastAsia="cs-CZ"/>
-        </w:rPr>
-      </w:pPr>
-      <w:r>
-        <w:rPr>
-          <w:rFonts w:cstheme="minorHAnsi"/>
-          <w:b/>
-          <w:szCs w:val="20"/>
-          <w:lang w:eastAsia="cs-CZ"/>
-        </w:rPr>
-        <w:t xml:space="preserve">Doba výkonu práce: </w:t>
-      </w:r>
-      <w:r>
-        <w:rPr>
-          <w:rFonts w:cstheme="minorHAnsi"/>
-          <w:b/>
-          <w:szCs w:val="20"/>
-          <w:lang w:eastAsia="cs-CZ"/>
-        </w:rPr>
-        <w:tab/>
-      </w:r>
-      <w:r>
-        <w:rPr>
-          <w:rFonts w:cstheme="minorHAnsi"/>
-          <w:b/>
-          <w:szCs w:val="20"/>
-          <w:lang w:eastAsia="cs-CZ"/>
-        </w:rPr>
-        <w:tab/>
-      </w:r>
-      <w:bookmarkEnd w:id="10"/>
-      <w:r>
-        <w:rPr>
-          <w:rFonts w:cstheme="minorHAnsi"/>
-          <w:bCs/>
-          <w:szCs w:val="20"/>
-          <w:highlight w:val="magenta"/>
-          <w:lang w:eastAsia="cs-CZ"/>
-        </w:rPr>
-        <w:t>{{section4_worker_</w:t>
-      </w:r>
-      <w:proofErr w:type="gramStart"/>
-      <w:r>
-        <w:rPr>
-          <w:rFonts w:cstheme="minorHAnsi"/>
-          <w:bCs/>
-          <w:szCs w:val="20"/>
-          <w:highlight w:val="magenta"/>
-          <w:lang w:eastAsia="cs-CZ"/>
-        </w:rPr>
-        <w:t>a.work</w:t>
-      </w:r>
-      <w:proofErr w:type="gramEnd"/>
-      <w:r>
-        <w:rPr>
-          <w:rFonts w:cstheme="minorHAnsi"/>
-          <w:bCs/>
-          <w:szCs w:val="20"/>
-          <w:highlight w:val="magenta"/>
-          <w:lang w:eastAsia="cs-CZ"/>
-        </w:rPr>
-        <w:t>_duration_min</w:t>
-      </w:r>
-      <w:r>
-        <w:rPr>
-          <w:rFonts w:cstheme="minorHAnsi"/>
-          <w:bCs/>
-          <w:szCs w:val="20"/>
-          <w:highlight w:val="magenta"/>
-          <w:lang w:eastAsia="cs-CZ"/>
-        </w:rPr>
-        <w:t>|czech</w:t>
-      </w:r>
-      <w:proofErr w:type="gramStart"/>
-      <w:r>
-        <w:rPr>
-          <w:rFonts w:cstheme="minorHAnsi"/>
-          <w:bCs/>
-          <w:szCs w:val="20"/>
-          <w:highlight w:val="magenta"/>
-          <w:lang w:eastAsia="cs-CZ"/>
-        </w:rPr>
-        <w:t>}}</w:t>
-      </w:r>
-      <w:r>
-        <w:rPr>
-          <w:rFonts w:cstheme="minorHAnsi"/>
-          <w:bCs/>
-          <w:szCs w:val="20"/>
-          <w:lang w:eastAsia="cs-CZ"/>
-        </w:rPr>
-        <w:t xml:space="preserve"> </w:t>
-      </w:r>
-      <w:r>
-        <w:rPr>
-          <w:rFonts w:cstheme="minorHAnsi"/>
-          <w:bCs/>
-          <w:szCs w:val="20"/>
-          <w:lang w:eastAsia="cs-CZ"/>
-        </w:rPr>
-        <w:t xml:space="preserve"> min</w:t>
-      </w:r>
-      <w:proofErr w:type="gramEnd"/>
-      <w:r>
-        <w:rPr>
-          <w:rFonts w:cstheme="minorHAnsi"/>
-          <w:bCs/>
-          <w:szCs w:val="20"/>
-          <w:lang w:eastAsia="cs-CZ"/>
-        </w:rPr>
-        <w:t xml:space="preserve"> + </w:t>
-      </w:r>
-      <w:r>
-        <w:rPr>
-          <w:rFonts w:cstheme="minorHAnsi"/>
-          <w:bCs/>
-          <w:szCs w:val="20"/>
-          <w:highlight w:val="magenta"/>
-          <w:lang w:eastAsia="cs-CZ"/>
-        </w:rPr>
-        <w:t>{{section4_worker_</w:t>
-      </w:r>
-      <w:proofErr w:type="gramStart"/>
-      <w:r>
-        <w:rPr>
-          <w:rFonts w:cstheme="minorHAnsi"/>
-          <w:bCs/>
-          <w:szCs w:val="20"/>
-          <w:highlight w:val="magenta"/>
-          <w:lang w:eastAsia="cs-CZ"/>
-        </w:rPr>
-        <w:t>a.safety</w:t>
-      </w:r>
-      <w:proofErr w:type="gramEnd"/>
-      <w:r>
-        <w:rPr>
-          <w:rFonts w:cstheme="minorHAnsi"/>
-          <w:bCs/>
-          <w:szCs w:val="20"/>
-          <w:highlight w:val="magenta"/>
-          <w:lang w:eastAsia="cs-CZ"/>
-        </w:rPr>
-        <w:t>_break_min</w:t>
+        <w:t>{{section4_worker_a.safety_break_min</w:t>
       </w:r>
       <w:r>
         <w:rPr>
@@ -4194,25 +3867,7 @@
                 <w:szCs w:val="20"/>
                 <w:highlight w:val="magenta"/>
               </w:rPr>
-              <w:t>{{section2_</w:t>
-            </w:r>
-            <w:proofErr w:type="gramStart"/>
-            <w:r>
-              <w:rPr>
-                <w:rFonts w:ascii="Calibri" w:hAnsi="Calibri" w:cs="Calibri"/>
-                <w:szCs w:val="20"/>
-                <w:highlight w:val="magenta"/>
-              </w:rPr>
-              <w:t>firma.measurement</w:t>
-            </w:r>
-            <w:proofErr w:type="gramEnd"/>
-            <w:r>
-              <w:rPr>
-                <w:rFonts w:ascii="Calibri" w:hAnsi="Calibri" w:cs="Calibri"/>
-                <w:szCs w:val="20"/>
-                <w:highlight w:val="magenta"/>
-              </w:rPr>
-              <w:t>_date</w:t>
+              <w:t>{{section2_firma.measurement_date</w:t>
             </w:r>
             <w:r>
               <w:rPr>
@@ -4243,18 +3898,8 @@
                 <w:szCs w:val="20"/>
                 <w:highlight w:val="magenta"/>
               </w:rPr>
-              <w:t>{{section4_worker_</w:t>
-            </w:r>
-            <w:proofErr w:type="gramStart"/>
-            <w:r>
-              <w:rPr>
-                <w:rFonts w:ascii="Calibri" w:hAnsi="Calibri" w:cs="Calibri"/>
-                <w:szCs w:val="20"/>
-                <w:highlight w:val="magenta"/>
-              </w:rPr>
-              <w:t>a.initials</w:t>
-            </w:r>
-            <w:proofErr w:type="gramEnd"/>
+              <w:t>{{section4_worker_a.initials</w:t>
+            </w:r>
             <w:r>
               <w:rPr>
                 <w:rFonts w:ascii="Calibri" w:hAnsi="Calibri" w:cs="Calibri"/>
@@ -4285,27 +3930,7 @@
                 <w:highlight w:val="magenta"/>
                 <w:lang w:eastAsia="cs-CZ"/>
               </w:rPr>
-              <w:t>{{section2_</w:t>
-            </w:r>
-            <w:proofErr w:type="gramStart"/>
-            <w:r>
-              <w:rPr>
-                <w:rFonts w:cstheme="minorHAnsi"/>
-                <w:szCs w:val="20"/>
-                <w:highlight w:val="magenta"/>
-                <w:lang w:eastAsia="cs-CZ"/>
-              </w:rPr>
-              <w:t>firma.measurement</w:t>
-            </w:r>
-            <w:proofErr w:type="gramEnd"/>
-            <w:r>
-              <w:rPr>
-                <w:rFonts w:cstheme="minorHAnsi"/>
-                <w:szCs w:val="20"/>
-                <w:highlight w:val="magenta"/>
-                <w:lang w:eastAsia="cs-CZ"/>
-              </w:rPr>
-              <w:t>_duration}}</w:t>
+              <w:t>{{section2_firma.measurement_duration}}</w:t>
             </w:r>
           </w:p>
         </w:tc>
@@ -6760,7 +6385,7 @@
               <w:bottom w:val="single" w:sz="8" w:space="0" w:color="auto"/>
               <w:right w:val="nil"/>
             </w:tcBorders>
-            <w:shd w:val="clear" w:color="000000" w:fill="DBE5F1"/>
+            <w:shd w:val="clear" w:color="auto" w:fill="FDE9D9" w:themeFill="accent6" w:themeFillTint="33"/>
             <w:noWrap/>
             <w:vAlign w:val="center"/>
             <w:hideMark/>
@@ -6806,7 +6431,7 @@
               <w:bottom w:val="single" w:sz="8" w:space="0" w:color="auto"/>
               <w:right w:val="nil"/>
             </w:tcBorders>
-            <w:shd w:val="clear" w:color="000000" w:fill="DBE5F1"/>
+            <w:shd w:val="clear" w:color="auto" w:fill="FDE9D9" w:themeFill="accent6" w:themeFillTint="33"/>
             <w:noWrap/>
             <w:vAlign w:val="center"/>
           </w:tcPr>
@@ -6852,7 +6477,7 @@
               <w:bottom w:val="single" w:sz="8" w:space="0" w:color="auto"/>
               <w:right w:val="single" w:sz="4" w:space="0" w:color="auto"/>
             </w:tcBorders>
-            <w:shd w:val="clear" w:color="000000" w:fill="DBE5F1"/>
+            <w:shd w:val="clear" w:color="auto" w:fill="FDE9D9" w:themeFill="accent6" w:themeFillTint="33"/>
             <w:noWrap/>
             <w:vAlign w:val="center"/>
           </w:tcPr>
@@ -6898,7 +6523,7 @@
               <w:bottom w:val="single" w:sz="8" w:space="0" w:color="auto"/>
               <w:right w:val="single" w:sz="4" w:space="0" w:color="auto"/>
             </w:tcBorders>
-            <w:shd w:val="clear" w:color="000000" w:fill="DBE5F1"/>
+            <w:shd w:val="clear" w:color="auto" w:fill="FDE9D9" w:themeFill="accent6" w:themeFillTint="33"/>
             <w:noWrap/>
             <w:vAlign w:val="center"/>
           </w:tcPr>
@@ -6944,7 +6569,7 @@
               <w:bottom w:val="single" w:sz="8" w:space="0" w:color="auto"/>
               <w:right w:val="single" w:sz="4" w:space="0" w:color="auto"/>
             </w:tcBorders>
-            <w:shd w:val="clear" w:color="000000" w:fill="DBE5F1"/>
+            <w:shd w:val="clear" w:color="auto" w:fill="FDE9D9" w:themeFill="accent6" w:themeFillTint="33"/>
             <w:noWrap/>
             <w:vAlign w:val="center"/>
           </w:tcPr>
@@ -6990,7 +6615,7 @@
               <w:bottom w:val="single" w:sz="8" w:space="0" w:color="auto"/>
               <w:right w:val="single" w:sz="8" w:space="0" w:color="auto"/>
             </w:tcBorders>
-            <w:shd w:val="clear" w:color="000000" w:fill="DBE5F1"/>
+            <w:shd w:val="clear" w:color="auto" w:fill="FDE9D9" w:themeFill="accent6" w:themeFillTint="33"/>
             <w:noWrap/>
             <w:vAlign w:val="center"/>
           </w:tcPr>
@@ -10153,7 +9778,7 @@
               <w:bottom w:val="single" w:sz="8" w:space="0" w:color="auto"/>
               <w:right w:val="single" w:sz="4" w:space="0" w:color="auto"/>
             </w:tcBorders>
-            <w:shd w:val="clear" w:color="000000" w:fill="DBE5F1"/>
+            <w:shd w:val="clear" w:color="auto" w:fill="FDE9D9" w:themeFill="accent6" w:themeFillTint="33"/>
             <w:noWrap/>
             <w:vAlign w:val="center"/>
             <w:hideMark/>
@@ -10199,7 +9824,7 @@
               <w:bottom w:val="single" w:sz="8" w:space="0" w:color="auto"/>
               <w:right w:val="single" w:sz="4" w:space="0" w:color="auto"/>
             </w:tcBorders>
-            <w:shd w:val="clear" w:color="auto" w:fill="DBE5F1" w:themeFill="accent1" w:themeFillTint="33"/>
+            <w:shd w:val="clear" w:color="auto" w:fill="FDE9D9" w:themeFill="accent6" w:themeFillTint="33"/>
             <w:vAlign w:val="center"/>
           </w:tcPr>
           <w:p>
@@ -10243,7 +9868,7 @@
               <w:bottom w:val="single" w:sz="8" w:space="0" w:color="auto"/>
               <w:right w:val="single" w:sz="4" w:space="0" w:color="auto"/>
             </w:tcBorders>
-            <w:shd w:val="clear" w:color="auto" w:fill="DBE5F1" w:themeFill="accent1" w:themeFillTint="33"/>
+            <w:shd w:val="clear" w:color="auto" w:fill="FDE9D9" w:themeFill="accent6" w:themeFillTint="33"/>
             <w:noWrap/>
             <w:vAlign w:val="center"/>
           </w:tcPr>
@@ -10289,7 +9914,7 @@
               <w:bottom w:val="single" w:sz="4" w:space="0" w:color="auto"/>
               <w:right w:val="single" w:sz="4" w:space="0" w:color="auto"/>
             </w:tcBorders>
-            <w:shd w:val="clear" w:color="auto" w:fill="DBE5F1" w:themeFill="accent1" w:themeFillTint="33"/>
+            <w:shd w:val="clear" w:color="auto" w:fill="FDE9D9" w:themeFill="accent6" w:themeFillTint="33"/>
             <w:vAlign w:val="center"/>
           </w:tcPr>
           <w:p>
@@ -10325,7 +9950,7 @@
               <w:bottom w:val="single" w:sz="4" w:space="0" w:color="auto"/>
               <w:right w:val="single" w:sz="4" w:space="0" w:color="auto"/>
             </w:tcBorders>
-            <w:shd w:val="clear" w:color="auto" w:fill="DBE5F1" w:themeFill="accent1" w:themeFillTint="33"/>
+            <w:shd w:val="clear" w:color="auto" w:fill="FDE9D9" w:themeFill="accent6" w:themeFillTint="33"/>
             <w:vAlign w:val="center"/>
           </w:tcPr>
           <w:p>
@@ -10361,7 +9986,7 @@
               <w:bottom w:val="single" w:sz="8" w:space="0" w:color="auto"/>
               <w:right w:val="single" w:sz="4" w:space="0" w:color="auto"/>
             </w:tcBorders>
-            <w:shd w:val="clear" w:color="auto" w:fill="DBE5F1" w:themeFill="accent1" w:themeFillTint="33"/>
+            <w:shd w:val="clear" w:color="auto" w:fill="FDE9D9" w:themeFill="accent6" w:themeFillTint="33"/>
             <w:noWrap/>
             <w:vAlign w:val="center"/>
           </w:tcPr>
@@ -10389,7 +10014,7 @@
               <w:bottom w:val="single" w:sz="8" w:space="0" w:color="auto"/>
               <w:right w:val="single" w:sz="8" w:space="0" w:color="auto"/>
             </w:tcBorders>
-            <w:shd w:val="clear" w:color="auto" w:fill="DBE5F1" w:themeFill="accent1" w:themeFillTint="33"/>
+            <w:shd w:val="clear" w:color="auto" w:fill="FDE9D9" w:themeFill="accent6" w:themeFillTint="33"/>
             <w:noWrap/>
             <w:vAlign w:val="center"/>
           </w:tcPr>
@@ -10994,25 +10619,7 @@
                 <w:szCs w:val="20"/>
                 <w:highlight w:val="magenta"/>
               </w:rPr>
-              <w:t>{{section2_</w:t>
-            </w:r>
-            <w:proofErr w:type="gramStart"/>
-            <w:r>
-              <w:rPr>
-                <w:rFonts w:ascii="Calibri" w:hAnsi="Calibri" w:cs="Calibri"/>
-                <w:szCs w:val="20"/>
-                <w:highlight w:val="magenta"/>
-              </w:rPr>
-              <w:t>firma.measurement</w:t>
-            </w:r>
-            <w:proofErr w:type="gramEnd"/>
-            <w:r>
-              <w:rPr>
-                <w:rFonts w:ascii="Calibri" w:hAnsi="Calibri" w:cs="Calibri"/>
-                <w:szCs w:val="20"/>
-                <w:highlight w:val="magenta"/>
-              </w:rPr>
-              <w:t>_date</w:t>
+              <w:t>{{section2_firma.measurement_date</w:t>
             </w:r>
             <w:r>
               <w:rPr>
@@ -11051,18 +10658,8 @@
                 <w:szCs w:val="20"/>
                 <w:highlight w:val="magenta"/>
               </w:rPr>
-              <w:t>{{section4_worker_</w:t>
-            </w:r>
-            <w:proofErr w:type="gramStart"/>
-            <w:r>
-              <w:rPr>
-                <w:rFonts w:ascii="Calibri" w:hAnsi="Calibri" w:cs="Calibri"/>
-                <w:szCs w:val="20"/>
-                <w:highlight w:val="magenta"/>
-              </w:rPr>
-              <w:t>a.initials</w:t>
-            </w:r>
-            <w:proofErr w:type="gramEnd"/>
+              <w:t>{{section4_worker_a.initials</w:t>
+            </w:r>
             <w:r>
               <w:rPr>
                 <w:rFonts w:ascii="Calibri" w:hAnsi="Calibri" w:cs="Calibri"/>
@@ -11125,23 +10722,13 @@
                 <w:highlight w:val="magenta"/>
               </w:rPr>
             </w:pPr>
-            <w:proofErr w:type="gramStart"/>
             <w:r>
               <w:rPr>
                 <w:rFonts w:ascii="Calibri" w:hAnsi="Calibri" w:cs="Calibri"/>
                 <w:szCs w:val="20"/>
                 <w:highlight w:val="magenta"/>
               </w:rPr>
-              <w:t>.1.phk</w:t>
-            </w:r>
-            <w:proofErr w:type="gramEnd"/>
-            <w:r>
-              <w:rPr>
-                <w:rFonts w:ascii="Calibri" w:hAnsi="Calibri" w:cs="Calibri"/>
-                <w:szCs w:val="20"/>
-                <w:highlight w:val="magenta"/>
-              </w:rPr>
-              <w:t>_extenzory</w:t>
+              <w:t>.1.phk_extenzory</w:t>
             </w:r>
             <w:r>
               <w:rPr>
@@ -11204,23 +10791,13 @@
                 <w:highlight w:val="magenta"/>
               </w:rPr>
             </w:pPr>
-            <w:proofErr w:type="gramStart"/>
             <w:r>
               <w:rPr>
                 <w:rFonts w:ascii="Calibri" w:hAnsi="Calibri" w:cs="Calibri"/>
                 <w:szCs w:val="20"/>
                 <w:highlight w:val="magenta"/>
               </w:rPr>
-              <w:t>.1.phk</w:t>
-            </w:r>
-            <w:proofErr w:type="gramEnd"/>
-            <w:r>
-              <w:rPr>
-                <w:rFonts w:ascii="Calibri" w:hAnsi="Calibri" w:cs="Calibri"/>
-                <w:szCs w:val="20"/>
-                <w:highlight w:val="magenta"/>
-              </w:rPr>
-              <w:t>_flexory</w:t>
+              <w:t>.1.phk_flexory</w:t>
             </w:r>
             <w:r>
               <w:rPr>
@@ -11283,23 +10860,13 @@
                 <w:highlight w:val="magenta"/>
               </w:rPr>
             </w:pPr>
-            <w:proofErr w:type="gramStart"/>
             <w:r>
               <w:rPr>
                 <w:rFonts w:ascii="Calibri" w:hAnsi="Calibri" w:cs="Calibri"/>
                 <w:szCs w:val="20"/>
                 <w:highlight w:val="magenta"/>
               </w:rPr>
-              <w:t>.1.phk</w:t>
-            </w:r>
-            <w:proofErr w:type="gramEnd"/>
-            <w:r>
-              <w:rPr>
-                <w:rFonts w:ascii="Calibri" w:hAnsi="Calibri" w:cs="Calibri"/>
-                <w:szCs w:val="20"/>
-                <w:highlight w:val="magenta"/>
-              </w:rPr>
-              <w:t>_movements</w:t>
+              <w:t>.1.phk_movements</w:t>
             </w:r>
             <w:r>
               <w:rPr>
@@ -11362,23 +10929,13 @@
                 <w:highlight w:val="magenta"/>
               </w:rPr>
             </w:pPr>
-            <w:proofErr w:type="gramStart"/>
             <w:r>
               <w:rPr>
                 <w:rFonts w:ascii="Calibri" w:hAnsi="Calibri" w:cs="Calibri"/>
                 <w:szCs w:val="20"/>
                 <w:highlight w:val="magenta"/>
               </w:rPr>
-              <w:t>.1.lhk</w:t>
-            </w:r>
-            <w:proofErr w:type="gramEnd"/>
-            <w:r>
-              <w:rPr>
-                <w:rFonts w:ascii="Calibri" w:hAnsi="Calibri" w:cs="Calibri"/>
-                <w:szCs w:val="20"/>
-                <w:highlight w:val="magenta"/>
-              </w:rPr>
-              <w:t>_extenzory</w:t>
+              <w:t>.1.lhk_extenzory</w:t>
             </w:r>
             <w:r>
               <w:rPr>
@@ -11441,23 +10998,13 @@
                 <w:highlight w:val="magenta"/>
               </w:rPr>
             </w:pPr>
-            <w:proofErr w:type="gramStart"/>
             <w:r>
               <w:rPr>
                 <w:rFonts w:ascii="Calibri" w:hAnsi="Calibri" w:cs="Calibri"/>
                 <w:szCs w:val="20"/>
                 <w:highlight w:val="magenta"/>
               </w:rPr>
-              <w:t>.1.lhk</w:t>
-            </w:r>
-            <w:proofErr w:type="gramEnd"/>
-            <w:r>
-              <w:rPr>
-                <w:rFonts w:ascii="Calibri" w:hAnsi="Calibri" w:cs="Calibri"/>
-                <w:szCs w:val="20"/>
-                <w:highlight w:val="magenta"/>
-              </w:rPr>
-              <w:t>_flexory</w:t>
+              <w:t>.1.lhk_flexory</w:t>
             </w:r>
             <w:r>
               <w:rPr>
@@ -11520,23 +11067,13 @@
                 <w:highlight w:val="magenta"/>
               </w:rPr>
             </w:pPr>
-            <w:proofErr w:type="gramStart"/>
             <w:r>
               <w:rPr>
                 <w:rFonts w:ascii="Calibri" w:hAnsi="Calibri" w:cs="Calibri"/>
                 <w:szCs w:val="20"/>
                 <w:highlight w:val="magenta"/>
               </w:rPr>
-              <w:t>.1.lhk</w:t>
-            </w:r>
-            <w:proofErr w:type="gramEnd"/>
-            <w:r>
-              <w:rPr>
-                <w:rFonts w:ascii="Calibri" w:hAnsi="Calibri" w:cs="Calibri"/>
-                <w:szCs w:val="20"/>
-                <w:highlight w:val="magenta"/>
-              </w:rPr>
-              <w:t>_movements</w:t>
+              <w:t>.1.lhk_movements</w:t>
             </w:r>
             <w:r>
               <w:rPr>
@@ -11619,8 +11156,7 @@
                 <w:b/>
                 <w:bCs/>
                 <w:color w:val="FF0000"/>
-                <w:sz w:val="12"/>
-                <w:szCs w:val="12"/>
+                <w:szCs w:val="20"/>
               </w:rPr>
               <w:t>{{</w:t>
             </w:r>
@@ -11631,53 +11167,18 @@
                 <w:b/>
                 <w:bCs/>
                 <w:color w:val="FF0000"/>
-                <w:sz w:val="12"/>
-                <w:szCs w:val="12"/>
-              </w:rPr>
-              <w:t>section_generated_texts.hygiene_limits.</w:t>
-            </w:r>
+                <w:szCs w:val="20"/>
+              </w:rPr>
+              <w:t>section_generated_texts.hygiene_limits.phk_extenzor</w:t>
+            </w:r>
+            <w:proofErr w:type="spellEnd"/>
             <w:r>
               <w:rPr>
                 <w:rFonts w:ascii="Calibri" w:hAnsi="Calibri" w:cs="Calibri"/>
                 <w:b/>
                 <w:bCs/>
                 <w:color w:val="FF0000"/>
-                <w:sz w:val="12"/>
-                <w:szCs w:val="12"/>
-              </w:rPr>
-              <w:t>phk</w:t>
-            </w:r>
-            <w:r>
-              <w:rPr>
-                <w:rFonts w:ascii="Calibri" w:hAnsi="Calibri" w:cs="Calibri"/>
-                <w:b/>
-                <w:bCs/>
-                <w:color w:val="FF0000"/>
-                <w:sz w:val="12"/>
-                <w:szCs w:val="12"/>
-              </w:rPr>
-              <w:t>_</w:t>
-            </w:r>
-            <w:r>
-              <w:rPr>
-                <w:rFonts w:ascii="Calibri" w:hAnsi="Calibri" w:cs="Calibri"/>
-                <w:b/>
-                <w:bCs/>
-                <w:color w:val="FF0000"/>
-                <w:sz w:val="12"/>
-                <w:szCs w:val="12"/>
-              </w:rPr>
-              <w:t>extenzor</w:t>
-            </w:r>
-            <w:proofErr w:type="spellEnd"/>
-            <w:r>
-              <w:rPr>
-                <w:rFonts w:ascii="Calibri" w:hAnsi="Calibri" w:cs="Calibri"/>
-                <w:b/>
-                <w:bCs/>
-                <w:color w:val="FF0000"/>
-                <w:sz w:val="12"/>
-                <w:szCs w:val="12"/>
+                <w:szCs w:val="20"/>
               </w:rPr>
               <w:t>}}</w:t>
             </w:r>
@@ -11712,8 +11213,7 @@
                 <w:b/>
                 <w:bCs/>
                 <w:color w:val="FF0000"/>
-                <w:sz w:val="12"/>
-                <w:szCs w:val="12"/>
+                <w:szCs w:val="20"/>
               </w:rPr>
               <w:t>{{</w:t>
             </w:r>
@@ -11724,53 +11224,18 @@
                 <w:b/>
                 <w:bCs/>
                 <w:color w:val="FF0000"/>
-                <w:sz w:val="12"/>
-                <w:szCs w:val="12"/>
-              </w:rPr>
-              <w:t>section_generated_texts.hygiene_limits.</w:t>
-            </w:r>
+                <w:szCs w:val="20"/>
+              </w:rPr>
+              <w:t>section_generated_texts.hygiene_limits.phk_flexor</w:t>
+            </w:r>
+            <w:proofErr w:type="spellEnd"/>
             <w:r>
               <w:rPr>
                 <w:rFonts w:ascii="Calibri" w:hAnsi="Calibri" w:cs="Calibri"/>
                 <w:b/>
                 <w:bCs/>
                 <w:color w:val="FF0000"/>
-                <w:sz w:val="12"/>
-                <w:szCs w:val="12"/>
-              </w:rPr>
-              <w:t>phk</w:t>
-            </w:r>
-            <w:r>
-              <w:rPr>
-                <w:rFonts w:ascii="Calibri" w:hAnsi="Calibri" w:cs="Calibri"/>
-                <w:b/>
-                <w:bCs/>
-                <w:color w:val="FF0000"/>
-                <w:sz w:val="12"/>
-                <w:szCs w:val="12"/>
-              </w:rPr>
-              <w:t>_</w:t>
-            </w:r>
-            <w:r>
-              <w:rPr>
-                <w:rFonts w:ascii="Calibri" w:hAnsi="Calibri" w:cs="Calibri"/>
-                <w:b/>
-                <w:bCs/>
-                <w:color w:val="FF0000"/>
-                <w:sz w:val="12"/>
-                <w:szCs w:val="12"/>
-              </w:rPr>
-              <w:t>flexor</w:t>
-            </w:r>
-            <w:proofErr w:type="spellEnd"/>
-            <w:r>
-              <w:rPr>
-                <w:rFonts w:ascii="Calibri" w:hAnsi="Calibri" w:cs="Calibri"/>
-                <w:b/>
-                <w:bCs/>
-                <w:color w:val="FF0000"/>
-                <w:sz w:val="12"/>
-                <w:szCs w:val="12"/>
+                <w:szCs w:val="20"/>
               </w:rPr>
               <w:t>}}</w:t>
             </w:r>
@@ -11805,8 +11270,7 @@
                 <w:b/>
                 <w:bCs/>
                 <w:color w:val="000000" w:themeColor="text1"/>
-                <w:sz w:val="12"/>
-                <w:szCs w:val="12"/>
+                <w:szCs w:val="20"/>
               </w:rPr>
               <w:t>-</w:t>
             </w:r>
@@ -11841,8 +11305,7 @@
                 <w:b/>
                 <w:bCs/>
                 <w:color w:val="FF0000"/>
-                <w:sz w:val="12"/>
-                <w:szCs w:val="12"/>
+                <w:szCs w:val="20"/>
               </w:rPr>
               <w:t>{{</w:t>
             </w:r>
@@ -11853,31 +11316,18 @@
                 <w:b/>
                 <w:bCs/>
                 <w:color w:val="FF0000"/>
-                <w:sz w:val="12"/>
-                <w:szCs w:val="12"/>
-              </w:rPr>
-              <w:t>section_generated_texts.hygiene_limits.lhk_</w:t>
-            </w:r>
+                <w:szCs w:val="20"/>
+              </w:rPr>
+              <w:t>section_generated_texts.hygiene_limits.lhk_extenzor</w:t>
+            </w:r>
+            <w:proofErr w:type="spellEnd"/>
             <w:r>
               <w:rPr>
                 <w:rFonts w:ascii="Calibri" w:hAnsi="Calibri" w:cs="Calibri"/>
                 <w:b/>
                 <w:bCs/>
                 <w:color w:val="FF0000"/>
-                <w:sz w:val="12"/>
-                <w:szCs w:val="12"/>
-              </w:rPr>
-              <w:t>extenzor</w:t>
-            </w:r>
-            <w:proofErr w:type="spellEnd"/>
-            <w:r>
-              <w:rPr>
-                <w:rFonts w:ascii="Calibri" w:hAnsi="Calibri" w:cs="Calibri"/>
-                <w:b/>
-                <w:bCs/>
-                <w:color w:val="FF0000"/>
-                <w:sz w:val="12"/>
-                <w:szCs w:val="12"/>
+                <w:szCs w:val="20"/>
               </w:rPr>
               <w:t>}}</w:t>
             </w:r>
@@ -11911,8 +11361,7 @@
                 <w:b/>
                 <w:bCs/>
                 <w:color w:val="FF0000"/>
-                <w:sz w:val="12"/>
-                <w:szCs w:val="12"/>
+                <w:szCs w:val="20"/>
               </w:rPr>
               <w:t>{{</w:t>
             </w:r>
@@ -11923,8 +11372,7 @@
                 <w:b/>
                 <w:bCs/>
                 <w:color w:val="FF0000"/>
-                <w:sz w:val="12"/>
-                <w:szCs w:val="12"/>
+                <w:szCs w:val="20"/>
               </w:rPr>
               <w:t>section_generated_texts.hygiene_limits.lhk_flexor</w:t>
             </w:r>
@@ -11935,8 +11383,7 @@
                 <w:b/>
                 <w:bCs/>
                 <w:color w:val="FF0000"/>
-                <w:sz w:val="12"/>
-                <w:szCs w:val="12"/>
+                <w:szCs w:val="20"/>
               </w:rPr>
               <w:t>}}</w:t>
             </w:r>
@@ -12174,31 +11621,7 @@
                 <w:szCs w:val="20"/>
                 <w:lang w:eastAsia="cs-CZ"/>
               </w:rPr>
-              <w:t xml:space="preserve">Výskyt </w:t>
-            </w:r>
-            <w:proofErr w:type="gramStart"/>
-            <w:r>
-              <w:rPr>
-                <w:rFonts w:ascii="Calibri" w:eastAsia="Times New Roman" w:hAnsi="Calibri" w:cs="Calibri"/>
-                <w:b/>
-                <w:bCs/>
-                <w:color w:val="000000"/>
-                <w:szCs w:val="20"/>
-                <w:lang w:eastAsia="cs-CZ"/>
-              </w:rPr>
-              <w:t>sil &gt;</w:t>
-            </w:r>
-            <w:proofErr w:type="gramEnd"/>
-            <w:r>
-              <w:rPr>
-                <w:rFonts w:ascii="Calibri" w:eastAsia="Times New Roman" w:hAnsi="Calibri" w:cs="Calibri"/>
-                <w:b/>
-                <w:bCs/>
-                <w:color w:val="000000"/>
-                <w:szCs w:val="20"/>
-                <w:lang w:eastAsia="cs-CZ"/>
-              </w:rPr>
-              <w:t xml:space="preserve"> 70 % </w:t>
+              <w:t xml:space="preserve">Výskyt sil &gt; 70 % </w:t>
             </w:r>
             <w:proofErr w:type="spellStart"/>
             <w:r>
@@ -12569,7 +11992,7 @@
               <w:bottom w:val="single" w:sz="4" w:space="0" w:color="auto"/>
               <w:right w:val="single" w:sz="4" w:space="0" w:color="auto"/>
             </w:tcBorders>
-            <w:shd w:val="clear" w:color="auto" w:fill="DBE5F1" w:themeFill="accent1" w:themeFillTint="33"/>
+            <w:shd w:val="clear" w:color="auto" w:fill="FDE9D9" w:themeFill="accent6" w:themeFillTint="33"/>
             <w:noWrap/>
             <w:vAlign w:val="center"/>
             <w:hideMark/>
@@ -13624,6 +13047,7 @@
                 <w:highlight w:val="magenta"/>
                 <w:lang w:eastAsia="cs-CZ"/>
               </w:rPr>
+              <w:lastRenderedPageBreak/>
               <w:t>.3.activity</w:t>
             </w:r>
             <w:r>
@@ -13672,6 +13096,7 @@
                 <w:highlight w:val="magenta"/>
                 <w:lang w:eastAsia="cs-CZ"/>
               </w:rPr>
+              <w:lastRenderedPageBreak/>
               <w:t>{{</w:t>
             </w:r>
             <w:proofErr w:type="spellStart"/>
@@ -13726,6 +13151,7 @@
                 <w:highlight w:val="magenta"/>
                 <w:lang w:eastAsia="cs-CZ"/>
               </w:rPr>
+              <w:lastRenderedPageBreak/>
               <w:t>force_55_70_phk_extenzory</w:t>
             </w:r>
             <w:r>
@@ -13774,6 +13200,7 @@
                 <w:highlight w:val="magenta"/>
                 <w:lang w:eastAsia="cs-CZ"/>
               </w:rPr>
+              <w:lastRenderedPageBreak/>
               <w:t>{{</w:t>
             </w:r>
             <w:proofErr w:type="spellStart"/>
@@ -13828,6 +13255,7 @@
                 <w:highlight w:val="magenta"/>
                 <w:lang w:eastAsia="cs-CZ"/>
               </w:rPr>
+              <w:lastRenderedPageBreak/>
               <w:t>force_55_70_phk_flexory</w:t>
             </w:r>
             <w:r>
@@ -13876,6 +13304,7 @@
                 <w:highlight w:val="magenta"/>
                 <w:lang w:eastAsia="cs-CZ"/>
               </w:rPr>
+              <w:lastRenderedPageBreak/>
               <w:t>{{</w:t>
             </w:r>
             <w:proofErr w:type="spellStart"/>
@@ -13930,6 +13359,7 @@
                 <w:highlight w:val="magenta"/>
                 <w:lang w:eastAsia="cs-CZ"/>
               </w:rPr>
+              <w:lastRenderedPageBreak/>
               <w:t>force_55_70_lhk_extenzory</w:t>
             </w:r>
             <w:r>
@@ -13978,6 +13408,7 @@
                 <w:highlight w:val="magenta"/>
                 <w:lang w:eastAsia="cs-CZ"/>
               </w:rPr>
+              <w:lastRenderedPageBreak/>
               <w:t>{{</w:t>
             </w:r>
             <w:proofErr w:type="spellStart"/>
@@ -14032,6 +13463,7 @@
                 <w:highlight w:val="magenta"/>
                 <w:lang w:eastAsia="cs-CZ"/>
               </w:rPr>
+              <w:lastRenderedPageBreak/>
               <w:t>force_55_70_lhk_flexory</w:t>
             </w:r>
             <w:r>
@@ -14080,6 +13512,7 @@
                 <w:highlight w:val="magenta"/>
                 <w:lang w:eastAsia="cs-CZ"/>
               </w:rPr>
+              <w:lastRenderedPageBreak/>
               <w:t>{{</w:t>
             </w:r>
             <w:proofErr w:type="spellStart"/>
@@ -14134,6 +13567,7 @@
                 <w:highlight w:val="magenta"/>
                 <w:lang w:eastAsia="cs-CZ"/>
               </w:rPr>
+              <w:lastRenderedPageBreak/>
               <w:t>force_over_70_phk_extenzory</w:t>
             </w:r>
             <w:r>
@@ -14182,6 +13616,7 @@
                 <w:highlight w:val="magenta"/>
                 <w:lang w:eastAsia="cs-CZ"/>
               </w:rPr>
+              <w:lastRenderedPageBreak/>
               <w:t>{{</w:t>
             </w:r>
             <w:proofErr w:type="spellStart"/>
@@ -14236,6 +13671,7 @@
                 <w:highlight w:val="magenta"/>
                 <w:lang w:eastAsia="cs-CZ"/>
               </w:rPr>
+              <w:lastRenderedPageBreak/>
               <w:t>force_over_70_phk_flexory</w:t>
             </w:r>
             <w:r>
@@ -14284,6 +13720,7 @@
                 <w:highlight w:val="magenta"/>
                 <w:lang w:eastAsia="cs-CZ"/>
               </w:rPr>
+              <w:lastRenderedPageBreak/>
               <w:t>{{</w:t>
             </w:r>
             <w:proofErr w:type="spellStart"/>
@@ -14338,6 +13775,7 @@
                 <w:highlight w:val="magenta"/>
                 <w:lang w:eastAsia="cs-CZ"/>
               </w:rPr>
+              <w:lastRenderedPageBreak/>
               <w:t>force_over_70_lhk_extenzory</w:t>
             </w:r>
             <w:r>
@@ -14386,6 +13824,7 @@
                 <w:highlight w:val="magenta"/>
                 <w:lang w:eastAsia="cs-CZ"/>
               </w:rPr>
+              <w:lastRenderedPageBreak/>
               <w:t>{{</w:t>
             </w:r>
             <w:proofErr w:type="spellStart"/>
@@ -14440,6 +13879,7 @@
                 <w:highlight w:val="magenta"/>
                 <w:lang w:eastAsia="cs-CZ"/>
               </w:rPr>
+              <w:lastRenderedPageBreak/>
               <w:t>force_over_70_lhk_flexory</w:t>
             </w:r>
             <w:r>
@@ -26106,7 +25546,7 @@
         </mc:Choice>
         <mc:Fallback>
           <w:pict>
-            <v:line w14:anchorId="22C81C78" id="Přímá spojnice 3" o:spid="_x0000_s1026" style="position:absolute;z-index:251659264;visibility:visible;mso-wrap-style:square;mso-width-percent:0;mso-height-percent:0;mso-wrap-distance-left:9pt;mso-wrap-distance-top:0;mso-wrap-distance-right:9pt;mso-wrap-distance-bottom:0;mso-position-horizontal:absolute;mso-position-horizontal-relative:text;mso-position-vertical:absolute;mso-position-vertical-relative:text;mso-width-percent:0;mso-height-percent:0;mso-width-relative:margin;mso-height-relative:margin" from="-15.75pt,20pt" to="482.6pt,20pt" o:gfxdata="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" strokecolor="black [3040]"/>
+            <v:line w14:anchorId="756A5339" id="Přímá spojnice 3" o:spid="_x0000_s1026" style="position:absolute;z-index:251659264;visibility:visible;mso-wrap-style:square;mso-width-percent:0;mso-height-percent:0;mso-wrap-distance-left:9pt;mso-wrap-distance-top:0;mso-wrap-distance-right:9pt;mso-wrap-distance-bottom:0;mso-position-horizontal:absolute;mso-position-horizontal-relative:text;mso-position-vertical:absolute;mso-position-vertical-relative:text;mso-width-percent:0;mso-height-percent:0;mso-width-relative:margin;mso-height-relative:margin" from="-15.75pt,20pt" to="482.6pt,20pt" o:gfxdata="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" strokecolor="black [3040]"/>
           </w:pict>
         </mc:Fallback>
       </mc:AlternateContent>

--- a/sample_protocols/Jeden zaměstnanec/LSZ_jedna_žena.DOCX
+++ b/sample_protocols/Jeden zaměstnanec/LSZ_jedna_žena.DOCX
@@ -300,9 +300,8 @@
           <w:szCs w:val="28"/>
           <w:lang w:eastAsia="cs-CZ"/>
         </w:rPr>
-        <w:t>LSZ {{section2_</w:t>
-      </w:r>
-      <w:proofErr w:type="gramStart"/>
+        <w:t>LSZ {{</w:t>
+      </w:r>
       <w:r>
         <w:rPr>
           <w:rFonts w:asciiTheme="majorHAnsi" w:eastAsia="Times New Roman" w:hAnsiTheme="majorHAnsi" w:cs="Arial"/>
@@ -312,9 +311,9 @@
           <w:szCs w:val="28"/>
           <w:lang w:eastAsia="cs-CZ"/>
         </w:rPr>
-        <w:t>firma.evidence</w:t>
-      </w:r>
-      <w:proofErr w:type="gramEnd"/>
+        <w:t>section2_</w:t>
+      </w:r>
+      <w:proofErr w:type="gramStart"/>
       <w:r>
         <w:rPr>
           <w:rFonts w:asciiTheme="majorHAnsi" w:eastAsia="Times New Roman" w:hAnsiTheme="majorHAnsi" w:cs="Arial"/>
@@ -324,9 +323,9 @@
           <w:szCs w:val="28"/>
           <w:lang w:eastAsia="cs-CZ"/>
         </w:rPr>
-        <w:t>_number</w:t>
-      </w:r>
-      <w:proofErr w:type="gramStart"/>
+        <w:t>firma.evidence</w:t>
+      </w:r>
+      <w:proofErr w:type="gramEnd"/>
       <w:r>
         <w:rPr>
           <w:rFonts w:asciiTheme="majorHAnsi" w:eastAsia="Times New Roman" w:hAnsiTheme="majorHAnsi" w:cs="Arial"/>
@@ -336,9 +335,9 @@
           <w:szCs w:val="28"/>
           <w:lang w:eastAsia="cs-CZ"/>
         </w:rPr>
-        <w:t>}}/</w:t>
-      </w:r>
-      <w:proofErr w:type="gramEnd"/>
+        <w:t>_number_lsz</w:t>
+      </w:r>
+      <w:proofErr w:type="gramStart"/>
       <w:r>
         <w:rPr>
           <w:rFonts w:asciiTheme="majorHAnsi" w:eastAsia="Times New Roman" w:hAnsiTheme="majorHAnsi" w:cs="Arial"/>
@@ -348,11 +347,10 @@
           <w:szCs w:val="28"/>
           <w:lang w:eastAsia="cs-CZ"/>
         </w:rPr>
-        <w:t>2025</w:t>
-      </w:r>
-    </w:p>
-    <w:p>
-      <w:pPr>
+        <w:t>}}/</w:t>
+      </w:r>
+      <w:proofErr w:type="gramEnd"/>
+      <w:r>
         <w:rPr>
           <w:rFonts w:asciiTheme="majorHAnsi" w:eastAsia="Times New Roman" w:hAnsiTheme="majorHAnsi" w:cs="Arial"/>
           <w:b/>
@@ -361,6 +359,19 @@
           <w:szCs w:val="28"/>
           <w:lang w:eastAsia="cs-CZ"/>
         </w:rPr>
+        <w:t>2025</w:t>
+      </w:r>
+    </w:p>
+    <w:p>
+      <w:pPr>
+        <w:rPr>
+          <w:rFonts w:asciiTheme="majorHAnsi" w:eastAsia="Times New Roman" w:hAnsiTheme="majorHAnsi" w:cs="Arial"/>
+          <w:b/>
+          <w:bCs/>
+          <w:sz w:val="28"/>
+          <w:szCs w:val="28"/>
+          <w:lang w:eastAsia="cs-CZ"/>
+        </w:rPr>
       </w:pPr>
     </w:p>
     <w:p>
@@ -1110,25 +1121,33 @@
           <w:szCs w:val="20"/>
           <w:lang w:eastAsia="cs-CZ"/>
         </w:rPr>
-        <w:t>LSZ {{section2_</w:t>
-      </w:r>
-      <w:proofErr w:type="gramStart"/>
+        <w:t>LSZ {{</w:t>
+      </w:r>
       <w:r>
         <w:rPr>
           <w:sz w:val="20"/>
           <w:szCs w:val="20"/>
           <w:lang w:eastAsia="cs-CZ"/>
         </w:rPr>
-        <w:t>firma.evidence</w:t>
-      </w:r>
-      <w:proofErr w:type="gramEnd"/>
+        <w:t>section2_</w:t>
+      </w:r>
+      <w:proofErr w:type="gramStart"/>
       <w:r>
         <w:rPr>
           <w:sz w:val="20"/>
           <w:szCs w:val="20"/>
           <w:lang w:eastAsia="cs-CZ"/>
         </w:rPr>
-        <w:t>_number</w:t>
+        <w:t>firma.evidence</w:t>
+      </w:r>
+      <w:proofErr w:type="gramEnd"/>
+      <w:r>
+        <w:rPr>
+          <w:sz w:val="20"/>
+          <w:szCs w:val="20"/>
+          <w:lang w:eastAsia="cs-CZ"/>
+        </w:rPr>
+        <w:t>_number_lsz</w:t>
       </w:r>
       <w:proofErr w:type="gramStart"/>
       <w:r>
@@ -18199,11 +18218,21 @@
         <w:rPr>
           <w:lang w:eastAsia="cs-CZ"/>
         </w:rPr>
-        <w:t>}}) {{section_generated_</w:t>
+        <w:t xml:space="preserve">}}) </w:t>
+      </w:r>
+      <w:r>
+        <w:rPr>
+          <w:b/>
+          <w:bCs/>
+          <w:lang w:eastAsia="cs-CZ"/>
+        </w:rPr>
+        <w:t>{{section_generated_</w:t>
       </w:r>
       <w:proofErr w:type="gramStart"/>
       <w:r>
         <w:rPr>
+          <w:b/>
+          <w:bCs/>
           <w:lang w:eastAsia="cs-CZ"/>
         </w:rPr>
         <w:t>texts.druhy</w:t>
@@ -18211,6 +18240,8 @@
       <w:proofErr w:type="gramEnd"/>
       <w:r>
         <w:rPr>
+          <w:b/>
+          <w:bCs/>
           <w:lang w:eastAsia="cs-CZ"/>
         </w:rPr>
         <w:t>_text_podminka_limit1|czech}}</w:t>
@@ -18364,11 +18395,21 @@
         <w:rPr>
           <w:lang w:eastAsia="cs-CZ"/>
         </w:rPr>
-        <w:t>}}) {{section_generated_</w:t>
+        <w:t xml:space="preserve">}}) </w:t>
+      </w:r>
+      <w:r>
+        <w:rPr>
+          <w:b/>
+          <w:bCs/>
+          <w:lang w:eastAsia="cs-CZ"/>
+        </w:rPr>
+        <w:t>{{section_generated_</w:t>
       </w:r>
       <w:proofErr w:type="gramStart"/>
       <w:r>
         <w:rPr>
+          <w:b/>
+          <w:bCs/>
           <w:lang w:eastAsia="cs-CZ"/>
         </w:rPr>
         <w:t>texts.treti</w:t>
@@ -18376,6 +18417,8 @@
       <w:proofErr w:type="gramEnd"/>
       <w:r>
         <w:rPr>
+          <w:b/>
+          <w:bCs/>
           <w:lang w:eastAsia="cs-CZ"/>
         </w:rPr>
         <w:t>_text_podminka_limit1|czech}}</w:t>
@@ -18453,6 +18496,8 @@
       </w:r>
       <w:r>
         <w:rPr>
+          <w:b/>
+          <w:bCs/>
           <w:lang w:eastAsia="cs-CZ"/>
         </w:rPr>
         <w:t>{{</w:t>
@@ -18460,6 +18505,8 @@
       <w:proofErr w:type="spellStart"/>
       <w:r>
         <w:rPr>
+          <w:b/>
+          <w:bCs/>
           <w:lang w:eastAsia="cs-CZ"/>
         </w:rPr>
         <w:t>section_generated_</w:t>
@@ -18467,6 +18514,8 @@
       <w:proofErr w:type="gramStart"/>
       <w:r>
         <w:rPr>
+          <w:b/>
+          <w:bCs/>
           <w:lang w:eastAsia="cs-CZ"/>
         </w:rPr>
         <w:t>texts.ctvrty</w:t>
@@ -18474,6 +18523,8 @@
       <w:proofErr w:type="gramEnd"/>
       <w:r>
         <w:rPr>
+          <w:b/>
+          <w:bCs/>
           <w:lang w:eastAsia="cs-CZ"/>
         </w:rPr>
         <w:t>_text_podminka|czech</w:t>
@@ -18481,6 +18532,8 @@
       <w:proofErr w:type="spellEnd"/>
       <w:r>
         <w:rPr>
+          <w:b/>
+          <w:bCs/>
           <w:lang w:eastAsia="cs-CZ"/>
         </w:rPr>
         <w:t>}}</w:t>
@@ -23764,7 +23817,18 @@
               <w:szCs w:val="18"/>
               <w:lang w:eastAsia="cs-CZ"/>
             </w:rPr>
-            <w:t>LSZ {{section2_</w:t>
+            <w:t>LSZ {{</w:t>
+          </w:r>
+          <w:r>
+            <w:rPr>
+              <w:rFonts w:ascii="Calibri" w:eastAsia="Times New Roman" w:hAnsi="Calibri" w:cs="Calibri"/>
+              <w:b/>
+              <w:bCs/>
+              <w:sz w:val="18"/>
+              <w:szCs w:val="18"/>
+              <w:lang w:eastAsia="cs-CZ"/>
+            </w:rPr>
+            <w:t>section2_</w:t>
           </w:r>
           <w:proofErr w:type="gramStart"/>
           <w:r>
@@ -23788,7 +23852,7 @@
               <w:szCs w:val="18"/>
               <w:lang w:eastAsia="cs-CZ"/>
             </w:rPr>
-            <w:t>_number</w:t>
+            <w:t>_number_lsz</w:t>
           </w:r>
           <w:proofErr w:type="gramStart"/>
           <w:r>
@@ -24104,7 +24168,18 @@
               <w:szCs w:val="18"/>
               <w:lang w:eastAsia="cs-CZ"/>
             </w:rPr>
-            <w:t>LSZ {{section2_</w:t>
+            <w:t>LSZ {{</w:t>
+          </w:r>
+          <w:r>
+            <w:rPr>
+              <w:rFonts w:ascii="Calibri" w:eastAsia="Times New Roman" w:hAnsi="Calibri" w:cs="Calibri"/>
+              <w:b/>
+              <w:bCs/>
+              <w:sz w:val="18"/>
+              <w:szCs w:val="18"/>
+              <w:lang w:eastAsia="cs-CZ"/>
+            </w:rPr>
+            <w:t>section2_</w:t>
           </w:r>
           <w:proofErr w:type="gramStart"/>
           <w:r>
@@ -24128,7 +24203,7 @@
               <w:szCs w:val="18"/>
               <w:lang w:eastAsia="cs-CZ"/>
             </w:rPr>
-            <w:t>_number</w:t>
+            <w:t>_number_lsz</w:t>
           </w:r>
           <w:proofErr w:type="gramStart"/>
           <w:r>
@@ -24610,7 +24685,7 @@
         </mc:Choice>
         <mc:Fallback>
           <w:pict>
-            <v:line w14:anchorId="4CF9DEA8" id="Přímá spojnice 3" o:spid="_x0000_s1026" style="position:absolute;z-index:251659264;visibility:visible;mso-wrap-style:square;mso-width-percent:0;mso-height-percent:0;mso-wrap-distance-left:9pt;mso-wrap-distance-top:0;mso-wrap-distance-right:9pt;mso-wrap-distance-bottom:0;mso-position-horizontal:absolute;mso-position-horizontal-relative:text;mso-position-vertical:absolute;mso-position-vertical-relative:text;mso-width-percent:0;mso-height-percent:0;mso-width-relative:margin;mso-height-relative:margin" from="-15.75pt,20pt" to="482.6pt,20pt" o:gfxdata="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" strokecolor="black [3040]"/>
+            <v:line w14:anchorId="18A8F685" id="Přímá spojnice 3" o:spid="_x0000_s1026" style="position:absolute;z-index:251659264;visibility:visible;mso-wrap-style:square;mso-width-percent:0;mso-height-percent:0;mso-wrap-distance-left:9pt;mso-wrap-distance-top:0;mso-wrap-distance-right:9pt;mso-wrap-distance-bottom:0;mso-position-horizontal:absolute;mso-position-horizontal-relative:text;mso-position-vertical:absolute;mso-position-vertical-relative:text;mso-width-percent:0;mso-height-percent:0;mso-width-relative:margin;mso-height-relative:margin" from="-15.75pt,20pt" to="482.6pt,20pt" o:gfxdata="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" strokecolor="black [3040]"/>
           </w:pict>
         </mc:Fallback>
       </mc:AlternateContent>
